--- a/class16w.docx
+++ b/class16w.docx
@@ -10102,7 +10102,7 @@
         </w:numPr>
       </w:pPr>
       <w:r>
-        <w:t xml:space="preserve">What does this intercept (61.19) mean?</w:t>
+        <w:t xml:space="preserve">What does this intercept (60.96) mean?</w:t>
       </w:r>
     </w:p>
     <w:bookmarkEnd w:id="96"/>
